--- a/NextDecade-Claude-Project/03-original-templates/NextDecade Blank Procedure Template_Rev 1 April 9th 2026.docx
+++ b/NextDecade-Claude-Project/03-original-templates/NextDecade Blank Procedure Template_Rev 1 April 9th 2026.docx
@@ -9269,7 +9269,7 @@
     </w:pPr>
     <w:rPr>
       <w:rFonts w:asciiTheme="majorHAnsi" w:eastAsiaTheme="majorEastAsia" w:hAnsiTheme="majorHAnsi" w:cstheme="majorBidi"/>
-      <w:color w:val="2F5496" w:themeColor="accent1" w:themeShade="BF"/>
+      <w:color w:val="002060" w:themeColor="accent1" w:themeShade="BF"/>
       <w:sz w:val="32"/>
       <w:szCs w:val="32"/>
     </w:rPr>
@@ -9297,7 +9297,7 @@
     </w:pPr>
     <w:rPr>
       <w:rFonts w:asciiTheme="majorHAnsi" w:eastAsiaTheme="majorEastAsia" w:hAnsiTheme="majorHAnsi" w:cstheme="majorBidi"/>
-      <w:color w:val="2F5496" w:themeColor="accent1" w:themeShade="BF"/>
+      <w:color w:val="002060" w:themeColor="accent1" w:themeShade="BF"/>
       <w:sz w:val="26"/>
       <w:szCs w:val="26"/>
     </w:rPr>
@@ -9324,7 +9324,7 @@
     </w:pPr>
     <w:rPr>
       <w:rFonts w:asciiTheme="majorHAnsi" w:eastAsiaTheme="majorEastAsia" w:hAnsiTheme="majorHAnsi" w:cstheme="majorBidi"/>
-      <w:color w:val="1F3763" w:themeColor="accent1" w:themeShade="7F"/>
+      <w:color w:val="002060" w:themeColor="accent1" w:themeShade="7F"/>
       <w:sz w:val="24"/>
       <w:szCs w:val="24"/>
     </w:rPr>
@@ -9353,7 +9353,7 @@
       <w:rFonts w:asciiTheme="majorHAnsi" w:eastAsiaTheme="majorEastAsia" w:hAnsiTheme="majorHAnsi" w:cstheme="majorBidi"/>
       <w:i/>
       <w:iCs/>
-      <w:color w:val="2F5496" w:themeColor="accent1" w:themeShade="BF"/>
+      <w:color w:val="002060" w:themeColor="accent1" w:themeShade="BF"/>
     </w:rPr>
   </w:style>
   <w:style w:type="paragraph" w:styleId="Heading6">

--- a/NextDecade-Claude-Project/03-original-templates/NextDecade Blank Procedure Template_Rev 1 April 9th 2026.docx
+++ b/NextDecade-Claude-Project/03-original-templates/NextDecade Blank Procedure Template_Rev 1 April 9th 2026.docx
@@ -9269,7 +9269,7 @@
     </w:pPr>
     <w:rPr>
       <w:rFonts w:asciiTheme="majorHAnsi" w:eastAsiaTheme="majorEastAsia" w:hAnsiTheme="majorHAnsi" w:cstheme="majorBidi"/>
-      <w:color w:val="002060" w:themeColor="accent1" w:themeShade="BF"/>
+      <w:color w:val="2F5496" w:themeColor="accent1" w:themeShade="BF"/>
       <w:sz w:val="32"/>
       <w:szCs w:val="32"/>
     </w:rPr>
@@ -9297,7 +9297,7 @@
     </w:pPr>
     <w:rPr>
       <w:rFonts w:asciiTheme="majorHAnsi" w:eastAsiaTheme="majorEastAsia" w:hAnsiTheme="majorHAnsi" w:cstheme="majorBidi"/>
-      <w:color w:val="002060" w:themeColor="accent1" w:themeShade="BF"/>
+      <w:color w:val="2F5496" w:themeColor="accent1" w:themeShade="BF"/>
       <w:sz w:val="26"/>
       <w:szCs w:val="26"/>
     </w:rPr>
@@ -9324,7 +9324,7 @@
     </w:pPr>
     <w:rPr>
       <w:rFonts w:asciiTheme="majorHAnsi" w:eastAsiaTheme="majorEastAsia" w:hAnsiTheme="majorHAnsi" w:cstheme="majorBidi"/>
-      <w:color w:val="002060" w:themeColor="accent1" w:themeShade="7F"/>
+      <w:color w:val="1F3763" w:themeColor="accent1" w:themeShade="7F"/>
       <w:sz w:val="24"/>
       <w:szCs w:val="24"/>
     </w:rPr>
@@ -9353,7 +9353,7 @@
       <w:rFonts w:asciiTheme="majorHAnsi" w:eastAsiaTheme="majorEastAsia" w:hAnsiTheme="majorHAnsi" w:cstheme="majorBidi"/>
       <w:i/>
       <w:iCs/>
-      <w:color w:val="002060" w:themeColor="accent1" w:themeShade="BF"/>
+      <w:color w:val="2F5496" w:themeColor="accent1" w:themeShade="BF"/>
     </w:rPr>
   </w:style>
   <w:style w:type="paragraph" w:styleId="Heading6">
